--- a/testakten/robotikrecht-roboterflotte-vellbruck-muenchen/20_field_action_plan_patch_271.docx
+++ b/testakten/robotikrecht-roboterflotte-vellbruck-muenchen/20_field_action_plan_patch_271.docx
@@ -37,7 +37,7 @@
         <w:jc w:val="left"/>
       </w:pPr>
       <w:r>
-        <w:t>Dieses Aktenstück betrifft Patch, Kunden, Validierung. Es ist nicht abschließend freigegeben. Die technische Seite spricht in Versionen, Tickets und Parametern; die rechtliche Seite muss daraus Rollen, Zweckbestimmung, Pflichtenkreis und Beweisrisiko bilden.</w:t>
+        <w:t>Dieser Plan beschreibt die Field Action zu Patch 2.7.1: Reihenfolge, Validierung, Kundeninformation und Dokumentation. Er ist die mildere Alternative zum Rückruf und muss gegenüber Behörde und Versicherer tragen.</w:t>
       </w:r>
     </w:p>
     <w:p>
@@ -56,13 +56,7 @@
         <w:pStyle w:val="ListBullet"/>
       </w:pPr>
       <w:r>
-        <w:rPr>
-          <w:b/>
-        </w:rPr>
-        <w:t>Patch:</w:t>
-      </w:r>
-      <w:r>
-        <w:t xml:space="preserve"> Die Akte enthält hierzu widersprüchliche Hinweise. Für die rechtliche Bewertung muss geklärt werden, ob die Aussage aus Vertrag, Anleitung, Produktakte, Marketing, Logdaten oder nachträglicher Krisenkommunikation stammt.</w:t>
+        <w:t>Patch: Patch 2.7.1 kombiniert Security-Fix (Updatekanal), Konfigurationssperre und geänderte Sicherheitsparameter; die drei Teile sind getrennt ausrollbar.</w:t>
       </w:r>
     </w:p>
     <w:p>
@@ -70,13 +64,7 @@
         <w:pStyle w:val="ListBullet"/>
       </w:pPr>
       <w:r>
-        <w:rPr>
-          <w:b/>
-        </w:rPr>
-        <w:t>Kunden:</w:t>
-      </w:r>
-      <w:r>
-        <w:t xml:space="preserve"> Die Akte enthält hierzu widersprüchliche Hinweise. Für die rechtliche Bewertung muss geklärt werden, ob die Aussage aus Vertrag, Anleitung, Produktakte, Marketing, Logdaten oder nachträglicher Krisenkommunikation stammt.</w:t>
+        <w:t>Kunden: Betroffen sind elf Flottenkunden und vier Werkbank-Kunden; drei Kunden hängen noch am Legacy-Kanal.</w:t>
       </w:r>
     </w:p>
     <w:p>
@@ -84,13 +72,7 @@
         <w:pStyle w:val="ListBullet"/>
       </w:pPr>
       <w:r>
-        <w:rPr>
-          <w:b/>
-        </w:rPr>
-        <w:t>Validierung:</w:t>
-      </w:r>
-      <w:r>
-        <w:t xml:space="preserve"> Die Akte enthält hierzu widersprüchliche Hinweise. Für die rechtliche Bewertung muss geklärt werden, ob die Aussage aus Vertrag, Anleitung, Produktakte, Marketing, Logdaten oder nachträglicher Krisenkommunikation stammt.</w:t>
+        <w:t>Validierung: Die verkürzte Validierung umfasst Messreihen an zwei Referenzeinheiten und Regressionstests der Sicherheitssteuerung; sie ersetzt nicht die vollständige Revalidierung der Baureihe.</w:t>
       </w:r>
     </w:p>
     <w:p>
@@ -109,7 +91,7 @@
         <w:jc w:val="left"/>
       </w:pPr>
       <w:r>
-        <w:t>Die Unterlage ist bewusst nicht glatt: Vertrieb, Technik, Datenschutz, Qualitätssicherung und Geschäftsführung verwenden nicht immer dieselben Produktnamen. Gerade daraus entsteht das juristische Problem, weil Zweckbestimmung, tatsächliche Nutzung, Werbeaussage und Updatepraxis auseinanderlaufen.</w:t>
+        <w:t>Stufe 1 sperrt das Admin-Menü für Betreiberrollen per Konfigurationsupdate; Stufe 2 schließt den Legacy-Updatekanal; Stufe 3 spielt die überarbeiteten Sicherheitsparameter nach verkürzter Validierung ein.</w:t>
       </w:r>
     </w:p>
     <w:p>
@@ -117,23 +99,7 @@
         <w:jc w:val="left"/>
       </w:pPr>
       <w:r>
-        <w:t>Für die rechtliche Bewertung müssen die technischen Annahmen jeweils mit der Produktakte abgeglichen werden. Eine Risikobeurteilung, die nur den Laborzustand beschreibt, trägt den Pilotbetrieb im Lager oder im Pflegezimmer nicht automatisch.</w:t>
-      </w:r>
-    </w:p>
-    <w:p>
-      <w:pPr>
-        <w:jc w:val="left"/>
-      </w:pPr>
-      <w:r>
-        <w:t>Die Akte enthält mehrere Spuren, die sich gegenseitig widersprechen: Der Betreiber spricht von einem autonomen Flottensystem, die CE-Unterlage von einem assistierten Transportmittel, die Marketingfolien von lernender Umgebungserkennung und die Bedienungsanleitung von festen Sicherheitszonen.</w:t>
-      </w:r>
-    </w:p>
-    <w:p>
-      <w:pPr>
-        <w:jc w:val="left"/>
-      </w:pPr>
-      <w:r>
-        <w:t>Die Kanzlei soll keine finale technische Konformität bescheinigen, sondern entscheiden, welche Unterlagen fehlen, welche Sofortmaßnahmen nötig sind und welche Aussagen gegenüber Behörde, Kunden, Versicherer und Betroffenen vertretbar sind.</w:t>
+        <w:t>Für Stufe 3 fehlt noch die Validierungsmessung der Kraft- und Schutzfeldfunktionen; der Kunde hat das Wartungsfenster noch nicht bestätigt.</w:t>
       </w:r>
     </w:p>
     <w:p>
@@ -152,10 +118,7 @@
         <w:pStyle w:val="Heading3"/>
       </w:pPr>
       <w:r>
-        <w:rPr>
-          <w:rFonts w:ascii="Times New Roman" w:hAnsi="Times New Roman"/>
-        </w:rPr>
-        <w:t>Punkt 1</w:t>
+        <w:t>Patch</w:t>
       </w:r>
     </w:p>
     <w:p>
@@ -163,7 +126,15 @@
         <w:jc w:val="left"/>
       </w:pPr>
       <w:r>
-        <w:t>Im Gespräch mit Leonie Rottkamp, Bertram Kiendl und Jasper Rodenwald wurde deutlich, dass die Produktlinie nicht mit einer einzigen rechtlichen Schublade erfasst werden kann. Die Vellbruck Robotics GmbH liefert Hardware, Steuerungssoftware, Cloudfunktionen, Wartung und gelegentlich eine kundenspezifische Parametrisierung. Beim Betreiber Münchner Feinlogistik GmbH wurden Schutzfelder verändert, ohne dass klar ist, ob dies vom Admin-Panel gedeckt oder nur technisch möglich war. Der Pflegepilot im St.-Ludgerus-Klinikum München-Sendling verschärft die Lage, weil dort Sensorik, vulnerable Personen und medizinische Nähe zusammentreffen.</w:t>
+        <w:t>Der getrennte Rollout wird beibehalten, damit der Security-Teil nicht auf die Validierung der Sicherheitsparameter warten muss; die Paketierung bestätigt Rodenwald.</w:t>
+      </w:r>
+    </w:p>
+    <w:p>
+      <w:pPr>
+        <w:pStyle w:val="Heading3"/>
+      </w:pPr>
+      <w:r>
+        <w:t>Kunden</w:t>
       </w:r>
     </w:p>
     <w:p>
@@ -171,7 +142,7 @@
         <w:jc w:val="left"/>
       </w:pPr>
       <w:r>
-        <w:t>Für die anwaltliche Bearbeitung sollte zu diesem Punkt eine Belegspur angelegt werden: Dokument, Version, Datum, Verfasser, technische Quelle, rechtliche Relevanz und offene Rückfrage. Besonders gefährlich sind Formulierungen wie „selbstlernend“, „voll autonom“, „MDR-ready“, „sicher ohne Schutzzaun“ oder „keine personenbezogenen Daten“, wenn die technische Dokumentation das nicht trägt.</w:t>
+        <w:t>Jeder Kunde erhält ein individualisiertes Anschreiben mit Zeitplan und Übergangsmaßnahmen; Muster ist Aktenstück 52, Versand über den Support mit Lesebestätigung.</w:t>
       </w:r>
     </w:p>
     <w:p>
@@ -179,10 +150,7 @@
         <w:pStyle w:val="Heading3"/>
       </w:pPr>
       <w:r>
-        <w:rPr>
-          <w:rFonts w:ascii="Times New Roman" w:hAnsi="Times New Roman"/>
-        </w:rPr>
-        <w:t>Punkt 2</w:t>
+        <w:t>Validierung</w:t>
       </w:r>
     </w:p>
     <w:p>
@@ -190,150 +158,7 @@
         <w:jc w:val="left"/>
       </w:pPr>
       <w:r>
-        <w:t>Im Gespräch mit Leonie Rottkamp, Bertram Kiendl und Jasper Rodenwald wurde deutlich, dass die Produktlinie nicht mit einer einzigen rechtlichen Schublade erfasst werden kann. Die Vellbruck Robotics GmbH liefert Hardware, Steuerungssoftware, Cloudfunktionen, Wartung und gelegentlich eine kundenspezifische Parametrisierung. Beim Betreiber Münchner Feinlogistik GmbH wurden Schutzfelder verändert, ohne dass klar ist, ob dies vom Admin-Panel gedeckt oder nur technisch möglich war. Der Pflegepilot im St.-Ludgerus-Klinikum München-Sendling verschärft die Lage, weil dort Sensorik, vulnerable Personen und medizinische Nähe zusammentreffen.</w:t>
-      </w:r>
-    </w:p>
-    <w:p>
-      <w:pPr>
-        <w:jc w:val="left"/>
-      </w:pPr>
-      <w:r>
-        <w:t>Für die anwaltliche Bearbeitung sollte zu diesem Punkt eine Belegspur angelegt werden: Dokument, Version, Datum, Verfasser, technische Quelle, rechtliche Relevanz und offene Rückfrage. Besonders gefährlich sind Formulierungen wie „selbstlernend“, „voll autonom“, „MDR-ready“, „sicher ohne Schutzzaun“ oder „keine personenbezogenen Daten“, wenn die technische Dokumentation das nicht trägt.</w:t>
-      </w:r>
-    </w:p>
-    <w:p>
-      <w:pPr>
-        <w:pStyle w:val="Heading3"/>
-      </w:pPr>
-      <w:r>
-        <w:rPr>
-          <w:rFonts w:ascii="Times New Roman" w:hAnsi="Times New Roman"/>
-        </w:rPr>
-        <w:t>Punkt 3</w:t>
-      </w:r>
-    </w:p>
-    <w:p>
-      <w:pPr>
-        <w:jc w:val="left"/>
-      </w:pPr>
-      <w:r>
-        <w:t>Im Gespräch mit Leonie Rottkamp, Bertram Kiendl und Jasper Rodenwald wurde deutlich, dass die Produktlinie nicht mit einer einzigen rechtlichen Schublade erfasst werden kann. Die Vellbruck Robotics GmbH liefert Hardware, Steuerungssoftware, Cloudfunktionen, Wartung und gelegentlich eine kundenspezifische Parametrisierung. Beim Betreiber Münchner Feinlogistik GmbH wurden Schutzfelder verändert, ohne dass klar ist, ob dies vom Admin-Panel gedeckt oder nur technisch möglich war. Der Pflegepilot im St.-Ludgerus-Klinikum München-Sendling verschärft die Lage, weil dort Sensorik, vulnerable Personen und medizinische Nähe zusammentreffen.</w:t>
-      </w:r>
-    </w:p>
-    <w:p>
-      <w:pPr>
-        <w:jc w:val="left"/>
-      </w:pPr>
-      <w:r>
-        <w:t>Für die anwaltliche Bearbeitung sollte zu diesem Punkt eine Belegspur angelegt werden: Dokument, Version, Datum, Verfasser, technische Quelle, rechtliche Relevanz und offene Rückfrage. Besonders gefährlich sind Formulierungen wie „selbstlernend“, „voll autonom“, „MDR-ready“, „sicher ohne Schutzzaun“ oder „keine personenbezogenen Daten“, wenn die technische Dokumentation das nicht trägt.</w:t>
-      </w:r>
-    </w:p>
-    <w:p>
-      <w:pPr>
-        <w:pStyle w:val="Heading3"/>
-      </w:pPr>
-      <w:r>
-        <w:rPr>
-          <w:rFonts w:ascii="Times New Roman" w:hAnsi="Times New Roman"/>
-        </w:rPr>
-        <w:t>Punkt 4</w:t>
-      </w:r>
-    </w:p>
-    <w:p>
-      <w:pPr>
-        <w:jc w:val="left"/>
-      </w:pPr>
-      <w:r>
-        <w:t>Im Gespräch mit Leonie Rottkamp, Bertram Kiendl und Jasper Rodenwald wurde deutlich, dass die Produktlinie nicht mit einer einzigen rechtlichen Schublade erfasst werden kann. Die Vellbruck Robotics GmbH liefert Hardware, Steuerungssoftware, Cloudfunktionen, Wartung und gelegentlich eine kundenspezifische Parametrisierung. Beim Betreiber Münchner Feinlogistik GmbH wurden Schutzfelder verändert, ohne dass klar ist, ob dies vom Admin-Panel gedeckt oder nur technisch möglich war. Der Pflegepilot im St.-Ludgerus-Klinikum München-Sendling verschärft die Lage, weil dort Sensorik, vulnerable Personen und medizinische Nähe zusammentreffen.</w:t>
-      </w:r>
-    </w:p>
-    <w:p>
-      <w:pPr>
-        <w:jc w:val="left"/>
-      </w:pPr>
-      <w:r>
-        <w:t>Für die anwaltliche Bearbeitung sollte zu diesem Punkt eine Belegspur angelegt werden: Dokument, Version, Datum, Verfasser, technische Quelle, rechtliche Relevanz und offene Rückfrage. Besonders gefährlich sind Formulierungen wie „selbstlernend“, „voll autonom“, „MDR-ready“, „sicher ohne Schutzzaun“ oder „keine personenbezogenen Daten“, wenn die technische Dokumentation das nicht trägt.</w:t>
-      </w:r>
-    </w:p>
-    <w:p>
-      <w:pPr>
-        <w:pStyle w:val="Heading3"/>
-      </w:pPr>
-      <w:r>
-        <w:rPr>
-          <w:rFonts w:ascii="Times New Roman" w:hAnsi="Times New Roman"/>
-        </w:rPr>
-        <w:t>Punkt 5</w:t>
-      </w:r>
-    </w:p>
-    <w:p>
-      <w:pPr>
-        <w:jc w:val="left"/>
-      </w:pPr>
-      <w:r>
-        <w:t>Im Gespräch mit Leonie Rottkamp, Bertram Kiendl und Jasper Rodenwald wurde deutlich, dass die Produktlinie nicht mit einer einzigen rechtlichen Schublade erfasst werden kann. Die Vellbruck Robotics GmbH liefert Hardware, Steuerungssoftware, Cloudfunktionen, Wartung und gelegentlich eine kundenspezifische Parametrisierung. Beim Betreiber Münchner Feinlogistik GmbH wurden Schutzfelder verändert, ohne dass klar ist, ob dies vom Admin-Panel gedeckt oder nur technisch möglich war. Der Pflegepilot im St.-Ludgerus-Klinikum München-Sendling verschärft die Lage, weil dort Sensorik, vulnerable Personen und medizinische Nähe zusammentreffen.</w:t>
-      </w:r>
-    </w:p>
-    <w:p>
-      <w:pPr>
-        <w:jc w:val="left"/>
-      </w:pPr>
-      <w:r>
-        <w:t>Für die anwaltliche Bearbeitung sollte zu diesem Punkt eine Belegspur angelegt werden: Dokument, Version, Datum, Verfasser, technische Quelle, rechtliche Relevanz und offene Rückfrage. Besonders gefährlich sind Formulierungen wie „selbstlernend“, „voll autonom“, „MDR-ready“, „sicher ohne Schutzzaun“ oder „keine personenbezogenen Daten“, wenn die technische Dokumentation das nicht trägt.</w:t>
-      </w:r>
-    </w:p>
-    <w:p>
-      <w:pPr>
-        <w:pStyle w:val="Heading3"/>
-      </w:pPr>
-      <w:r>
-        <w:rPr>
-          <w:rFonts w:ascii="Times New Roman" w:hAnsi="Times New Roman"/>
-        </w:rPr>
-        <w:t>Punkt 6</w:t>
-      </w:r>
-    </w:p>
-    <w:p>
-      <w:pPr>
-        <w:jc w:val="left"/>
-      </w:pPr>
-      <w:r>
-        <w:t>Im Gespräch mit Leonie Rottkamp, Bertram Kiendl und Jasper Rodenwald wurde deutlich, dass die Produktlinie nicht mit einer einzigen rechtlichen Schublade erfasst werden kann. Die Vellbruck Robotics GmbH liefert Hardware, Steuerungssoftware, Cloudfunktionen, Wartung und gelegentlich eine kundenspezifische Parametrisierung. Beim Betreiber Münchner Feinlogistik GmbH wurden Schutzfelder verändert, ohne dass klar ist, ob dies vom Admin-Panel gedeckt oder nur technisch möglich war. Der Pflegepilot im St.-Ludgerus-Klinikum München-Sendling verschärft die Lage, weil dort Sensorik, vulnerable Personen und medizinische Nähe zusammentreffen.</w:t>
-      </w:r>
-    </w:p>
-    <w:p>
-      <w:pPr>
-        <w:jc w:val="left"/>
-      </w:pPr>
-      <w:r>
-        <w:t>Für die anwaltliche Bearbeitung sollte zu diesem Punkt eine Belegspur angelegt werden: Dokument, Version, Datum, Verfasser, technische Quelle, rechtliche Relevanz und offene Rückfrage. Besonders gefährlich sind Formulierungen wie „selbstlernend“, „voll autonom“, „MDR-ready“, „sicher ohne Schutzzaun“ oder „keine personenbezogenen Daten“, wenn die technische Dokumentation das nicht trägt.</w:t>
-      </w:r>
-    </w:p>
-    <w:p>
-      <w:pPr>
-        <w:pStyle w:val="Heading3"/>
-      </w:pPr>
-      <w:r>
-        <w:rPr>
-          <w:rFonts w:ascii="Times New Roman" w:hAnsi="Times New Roman"/>
-        </w:rPr>
-        <w:t>Punkt 7</w:t>
-      </w:r>
-    </w:p>
-    <w:p>
-      <w:pPr>
-        <w:jc w:val="left"/>
-      </w:pPr>
-      <w:r>
-        <w:t>Im Gespräch mit Leonie Rottkamp, Bertram Kiendl und Jasper Rodenwald wurde deutlich, dass die Produktlinie nicht mit einer einzigen rechtlichen Schublade erfasst werden kann. Die Vellbruck Robotics GmbH liefert Hardware, Steuerungssoftware, Cloudfunktionen, Wartung und gelegentlich eine kundenspezifische Parametrisierung. Beim Betreiber Münchner Feinlogistik GmbH wurden Schutzfelder verändert, ohne dass klar ist, ob dies vom Admin-Panel gedeckt oder nur technisch möglich war. Der Pflegepilot im St.-Ludgerus-Klinikum München-Sendling verschärft die Lage, weil dort Sensorik, vulnerable Personen und medizinische Nähe zusammentreffen.</w:t>
-      </w:r>
-    </w:p>
-    <w:p>
-      <w:pPr>
-        <w:jc w:val="left"/>
-      </w:pPr>
-      <w:r>
-        <w:t>Für die anwaltliche Bearbeitung sollte zu diesem Punkt eine Belegspur angelegt werden: Dokument, Version, Datum, Verfasser, technische Quelle, rechtliche Relevanz und offene Rückfrage. Besonders gefährlich sind Formulierungen wie „selbstlernend“, „voll autonom“, „MDR-ready“, „sicher ohne Schutzzaun“ oder „keine personenbezogenen Daten“, wenn die technische Dokumentation das nicht trägt.</w:t>
+        <w:t>Die Prüfstelle dokumentiert Messaufbau und Ergebnisse so, dass sie der Behörde vorgelegt werden können; ohne bestandene Messung bleibt Stufe 3 gesperrt.</w:t>
       </w:r>
     </w:p>
     <w:p>
@@ -352,7 +177,7 @@
         <w:pStyle w:val="ListBullet"/>
       </w:pPr>
       <w:r>
-        <w:t>Welche Firmware war am Unfalltag tatsächlich aktiv?</w:t>
+        <w:t>Bestätigen alle Kunden die Wartungsfenster rechtzeitig?</w:t>
       </w:r>
     </w:p>
     <w:p>
@@ -360,7 +185,7 @@
         <w:pStyle w:val="ListBullet"/>
       </w:pPr>
       <w:r>
-        <w:t>Welche Zweckbestimmung steht in der final ausgelieferten Anleitung?</w:t>
+        <w:t>Genügt die verkürzte Validierung der Behörde als Korrekturmaßnahme?</w:t>
       </w:r>
     </w:p>
     <w:p>
@@ -368,23 +193,7 @@
         <w:pStyle w:val="ListBullet"/>
       </w:pPr>
       <w:r>
-        <w:t>Welche Schutzfeldänderungen waren technisch möglich und vertraglich erlaubt?</w:t>
-      </w:r>
-    </w:p>
-    <w:p>
-      <w:pPr>
-        <w:pStyle w:val="ListBullet"/>
-      </w:pPr>
-      <w:r>
-        <w:t>Welche personenbezogenen Daten werden lokal, in der Cloud und in Supporttickets verarbeitet?</w:t>
-      </w:r>
-    </w:p>
-    <w:p>
-      <w:pPr>
-        <w:pStyle w:val="ListBullet"/>
-      </w:pPr>
-      <w:r>
-        <w:t>Welche Aussagen wurden gegenüber Kunden, Behörde und Versicherer bereits gemacht?</w:t>
+        <w:t>Wie werden Legacy-Kunden ohne Funktionsverlust migriert?</w:t>
       </w:r>
     </w:p>
     <w:sectPr>
